--- a/docs/master/doc/07_COMPONENT_MODEL_AND_AI_METHODOLOGY.docx
+++ b/docs/master/doc/07_COMPONENT_MODEL_AND_AI_METHODOLOGY.docx
@@ -267,6 +267,32 @@
       </w:pPr>
       <w:r>
         <w:t xml:space="preserve">Component 재사용률과 Duplicate Component(동일 기능의 반복 구현, 특히 AI 생성 코드에서 빈발)를 OReview 지표로 관리하고 ReuseLink 엔티티로 추적한다</w:t>
+      </w:r>
+    </w:p>
+    <w:p>
+      <w:pPr>
+        <w:numPr>
+          <w:ilvl w:val="0"/>
+          <w:numId w:val="1002"/>
+        </w:numPr>
+        <w:pStyle w:val="Compact"/>
+      </w:pPr>
+      <w:r>
+        <w:t xml:space="preserve">Provided Interface 변경 시 ReuseLink로 역조회해 같은 System 내 다른 Program까지 영향을 스캔하는 Cross-Program Impact Scan을 수행한다(</w:t>
+      </w:r>
+      <w:hyperlink r:id="rId24">
+        <w:r>
+          <w:rPr>
+            <w:rStyle w:val="Hyperlink"/>
+          </w:rPr>
+          <w:t xml:space="preserve">04_ARCHITECTURE_DATA_API_OLICENSE.md</w:t>
+        </w:r>
+      </w:hyperlink>
+      <w:r>
+        <w:t xml:space="preserve"> </w:t>
+      </w:r>
+      <w:r>
+        <w:t xml:space="preserve">ComponentContract). 단일 Repository 관점의 CI만으로는 이 영향을 알 수 없다는 것이 CBD를 시스템 경계 전체에 적용하는 이유다</w:t>
       </w:r>
     </w:p>
     <w:bookmarkEnd w:id="26"/>

--- a/docs/master/doc/07_COMPONENT_MODEL_AND_AI_METHODOLOGY.docx
+++ b/docs/master/doc/07_COMPONENT_MODEL_AND_AI_METHODOLOGY.docx
@@ -10,7 +10,7 @@
         <w:t xml:space="preserve">07_COMPONENT_MODEL_AND_AI_METHODOLOGY</w:t>
       </w:r>
     </w:p>
-    <w:bookmarkStart w:id="45" w:name="onsure-component-모델ai-agent-방법론"/>
+    <w:bookmarkStart w:id="46" w:name="onsure-component-모델ai-agent-방법론"/>
     <w:p>
       <w:pPr>
         <w:pStyle w:val="Heading1"/>
@@ -81,7 +81,7 @@
       </w:r>
     </w:p>
     <w:bookmarkEnd w:id="21"/>
-    <w:bookmarkStart w:id="28" w:name="component-모델cbd"/>
+    <w:bookmarkStart w:id="29" w:name="component-모델cbd"/>
     <w:p>
       <w:pPr>
         <w:pStyle w:val="Heading2"/>
@@ -90,7 +90,159 @@
         <w:t xml:space="preserve">2. Component 모델(CBD)</w:t>
       </w:r>
     </w:p>
-    <w:bookmarkStart w:id="23" w:name="component-식별-규칙"/>
+    <w:p>
+      <w:pPr>
+        <w:pStyle w:val="FirstParagraph"/>
+      </w:pPr>
+      <w:r>
+        <w:t xml:space="preserve">ONSure 자신도 이미 이 원칙을 적용받는다:</w:t>
+      </w:r>
+      <w:r>
+        <w:t xml:space="preserve"> </w:t>
+      </w:r>
+      <w:r>
+        <w:rPr>
+          <w:rStyle w:val="VerbatimChar"/>
+        </w:rPr>
+        <w:t xml:space="preserve">contracts/module-boundary.v1.json</w:t>
+      </w:r>
+      <w:r>
+        <w:t xml:space="preserve">과</w:t>
+      </w:r>
+      <w:r>
+        <w:t xml:space="preserve"> </w:t>
+      </w:r>
+      <w:r>
+        <w:rPr>
+          <w:rStyle w:val="VerbatimChar"/>
+        </w:rPr>
+        <w:t xml:space="preserve">contracts/core-extension-boundary.v1.json</w:t>
+      </w:r>
+      <w:r>
+        <w:t xml:space="preserve">이</w:t>
+      </w:r>
+      <w:r>
+        <w:t xml:space="preserve"> </w:t>
+      </w:r>
+      <w:r>
+        <w:rPr>
+          <w:rStyle w:val="VerbatimChar"/>
+        </w:rPr>
+        <w:t xml:space="preserve">onsure-core</w:t>
+      </w:r>
+      <w:r>
+        <w:t xml:space="preserve">와</w:t>
+      </w:r>
+      <w:r>
+        <w:t xml:space="preserve"> </w:t>
+      </w:r>
+      <w:r>
+        <w:rPr>
+          <w:rStyle w:val="VerbatimChar"/>
+        </w:rPr>
+        <w:t xml:space="preserve">onsure-adapter-oruda</w:t>
+      </w:r>
+      <w:r>
+        <w:t xml:space="preserve">를 Provided/Forbidden Import Prefix, Required Capability(GENERIC_TARGET_REGISTRATION, SOURCE_LOCK, FIXTURE_EXECUTION, EVIDENCE_PERSISTENCE, NONFINAL_DECISION, LEARNING_CANDIDATE_GOVERNANCE)로 구분한 실제 Component Contract다.</w:t>
+      </w:r>
+      <w:r>
+        <w:t xml:space="preserve"> </w:t>
+      </w:r>
+      <w:r>
+        <w:rPr>
+          <w:rStyle w:val="VerbatimChar"/>
+        </w:rPr>
+        <w:t xml:space="preserve">onsure-adapter-oruda</w:t>
+      </w:r>
+      <w:r>
+        <w:t xml:space="preserve">는</w:t>
+      </w:r>
+      <w:r>
+        <w:t xml:space="preserve"> </w:t>
+      </w:r>
+      <w:r>
+        <w:rPr>
+          <w:rStyle w:val="VerbatimChar"/>
+        </w:rPr>
+        <w:t xml:space="preserve">required_for_core: false</w:t>
+      </w:r>
+      <w:r>
+        <w:t xml:space="preserve">,</w:t>
+      </w:r>
+      <w:r>
+        <w:t xml:space="preserve"> </w:t>
+      </w:r>
+      <w:r>
+        <w:rPr>
+          <w:rStyle w:val="VerbatimChar"/>
+        </w:rPr>
+        <w:t xml:space="preserve">may_write_onsure_final_decision: false</w:t>
+      </w:r>
+      <w:r>
+        <w:t xml:space="preserve">로 명시되어 Core가 ORUDA 없이도 동작해야 한다는</w:t>
+      </w:r>
+      <w:r>
+        <w:t xml:space="preserve"> </w:t>
+      </w:r>
+      <w:hyperlink r:id="rId22">
+        <w:r>
+          <w:rPr>
+            <w:rStyle w:val="Hyperlink"/>
+          </w:rPr>
+          <w:t xml:space="preserve">README.md</w:t>
+        </w:r>
+      </w:hyperlink>
+      <w:r>
+        <w:t xml:space="preserve">의</w:t>
+      </w:r>
+      <w:r>
+        <w:t xml:space="preserve"> </w:t>
+      </w:r>
+      <w:r>
+        <w:t xml:space="preserve">“</w:t>
+      </w:r>
+      <w:r>
+        <w:t xml:space="preserve">Standalone first</w:t>
+      </w:r>
+      <w:r>
+        <w:t xml:space="preserve">”</w:t>
+      </w:r>
+      <w:r>
+        <w:t xml:space="preserve"> </w:t>
+      </w:r>
+      <w:r>
+        <w:t xml:space="preserve">원칙을 계약으로 강제한다. 이 절 이하는</w:t>
+      </w:r>
+      <w:r>
+        <w:t xml:space="preserve"> </w:t>
+      </w:r>
+      <w:r>
+        <w:rPr>
+          <w:bCs/>
+          <w:b/>
+        </w:rPr>
+        <w:t xml:space="preserve">고객의 대상 프로그램</w:t>
+      </w:r>
+      <w:r>
+        <w:t xml:space="preserve">에 같은 원칙을 적용하는 설계이며, 아직 이를 위한</w:t>
+      </w:r>
+      <w:r>
+        <w:t xml:space="preserve"> </w:t>
+      </w:r>
+      <w:r>
+        <w:rPr>
+          <w:rStyle w:val="VerbatimChar"/>
+        </w:rPr>
+        <w:t xml:space="preserve">component-contract.v1.schema.json</w:t>
+      </w:r>
+      <w:r>
+        <w:t xml:space="preserve"> </w:t>
+      </w:r>
+      <w:r>
+        <w:t xml:space="preserve">계약은 없다(§2.3 참조).</w:t>
+      </w:r>
+    </w:p>
+    <w:bookmarkStart w:id="24" w:name="component-식별-규칙"/>
     <w:p>
       <w:pPr>
         <w:pStyle w:val="Heading3"/>
@@ -146,7 +298,7 @@
       <w:r>
         <w:t xml:space="preserve">OLearning은 Program Profile 생성 시 ComponentGraph의 각 노드를 Component ID에 매핑한다(</w:t>
       </w:r>
-      <w:hyperlink r:id="rId22">
+      <w:hyperlink r:id="rId23">
         <w:r>
           <w:rPr>
             <w:rStyle w:val="Hyperlink"/>
@@ -161,8 +313,8 @@
         <w:t xml:space="preserve">§3)</w:t>
       </w:r>
     </w:p>
-    <w:bookmarkEnd w:id="23"/>
-    <w:bookmarkStart w:id="25" w:name="component-contract"/>
+    <w:bookmarkEnd w:id="24"/>
+    <w:bookmarkStart w:id="26" w:name="component-contract"/>
     <w:p>
       <w:pPr>
         <w:pStyle w:val="Heading3"/>
@@ -181,7 +333,7 @@
       <w:r>
         <w:t xml:space="preserve"> </w:t>
       </w:r>
-      <w:hyperlink r:id="rId24">
+      <w:hyperlink r:id="rId25">
         <w:r>
           <w:rPr>
             <w:rStyle w:val="Hyperlink"/>
@@ -223,8 +375,8 @@
         <w:t xml:space="preserve">- Quality Contract: 필수 Test Coverage 수준, 허용 Complexity 상한, 필수 Review Domain</w:t>
       </w:r>
     </w:p>
-    <w:bookmarkEnd w:id="25"/>
-    <w:bookmarkStart w:id="26" w:name="component-단위-reviewverify"/>
+    <w:bookmarkEnd w:id="26"/>
+    <w:bookmarkStart w:id="27" w:name="component-단위-reviewverify"/>
     <w:p>
       <w:pPr>
         <w:pStyle w:val="Heading3"/>
@@ -280,7 +432,7 @@
       <w:r>
         <w:t xml:space="preserve">Provided Interface 변경 시 ReuseLink로 역조회해 같은 System 내 다른 Program까지 영향을 스캔하는 Cross-Program Impact Scan을 수행한다(</w:t>
       </w:r>
-      <w:hyperlink r:id="rId24">
+      <w:hyperlink r:id="rId25">
         <w:r>
           <w:rPr>
             <w:rStyle w:val="Hyperlink"/>
@@ -295,8 +447,8 @@
         <w:t xml:space="preserve">ComponentContract). 단일 Repository 관점의 CI만으로는 이 영향을 알 수 없다는 것이 CBD를 시스템 경계 전체에 적용하는 이유다</w:t>
       </w:r>
     </w:p>
-    <w:bookmarkEnd w:id="26"/>
-    <w:bookmarkStart w:id="27" w:name="component와-knowledge-pattern-연결"/>
+    <w:bookmarkEnd w:id="27"/>
+    <w:bookmarkStart w:id="28" w:name="component와-knowledge-pattern-연결"/>
     <w:p>
       <w:pPr>
         <w:pStyle w:val="Heading3"/>
@@ -309,7 +461,7 @@
       <w:pPr>
         <w:pStyle w:val="FirstParagraph"/>
       </w:pPr>
-      <w:hyperlink r:id="rId22">
+      <w:hyperlink r:id="rId23">
         <w:r>
           <w:rPr>
             <w:rStyle w:val="Hyperlink"/>
@@ -320,7 +472,7 @@
       <w:r>
         <w:t xml:space="preserve">의 OMemory가 관리하는 KnowledgePattern은 ComponentSignature 단위로 매칭되어, 동일 Contract를 가진 다른 Case의 실패 이력(익명화된 공유 Pattern)을 참고 신호로 제공한다. Pattern 매치는 판정의 유일 근거가 될 수 없으며 Confidence 보조 신호로만 사용한다(</w:t>
       </w:r>
-      <w:hyperlink r:id="rId22">
+      <w:hyperlink r:id="rId23">
         <w:r>
           <w:rPr>
             <w:rStyle w:val="Hyperlink"/>
@@ -335,9 +487,9 @@
         <w:t xml:space="preserve">§7-1 수용기준).</w:t>
       </w:r>
     </w:p>
-    <w:bookmarkEnd w:id="27"/>
     <w:bookmarkEnd w:id="28"/>
-    <w:bookmarkStart w:id="33" w:name="ai-agent-방법론"/>
+    <w:bookmarkEnd w:id="29"/>
+    <w:bookmarkStart w:id="34" w:name="ai-agent-방법론"/>
     <w:p>
       <w:pPr>
         <w:pStyle w:val="Heading2"/>
@@ -346,7 +498,7 @@
         <w:t xml:space="preserve">3. AI Agent 방법론</w:t>
       </w:r>
     </w:p>
-    <w:bookmarkStart w:id="30" w:name="agent-역할-분리와-최소권한"/>
+    <w:bookmarkStart w:id="31" w:name="agent-역할-분리와-최소권한"/>
     <w:p>
       <w:pPr>
         <w:pStyle w:val="Heading3"/>
@@ -522,7 +674,7 @@
             <w:r>
               <w:t xml:space="preserve"> </w:t>
             </w:r>
-            <w:hyperlink r:id="rId24">
+            <w:hyperlink r:id="rId25">
               <w:r>
                 <w:rPr>
                   <w:rStyle w:val="Hyperlink"/>
@@ -574,7 +726,7 @@
             <w:r>
               <w:t xml:space="preserve">Worktree 내 쓰기만 가능, Main/Push 권한 없음(</w:t>
             </w:r>
-            <w:hyperlink r:id="rId22">
+            <w:hyperlink r:id="rId23">
               <w:r>
                 <w:rPr>
                   <w:rStyle w:val="Hyperlink"/>
@@ -602,7 +754,7 @@
       <w:r>
         <w:t xml:space="preserve"> </w:t>
       </w:r>
-      <w:hyperlink r:id="rId29">
+      <w:hyperlink r:id="rId30">
         <w:r>
           <w:rPr>
             <w:rStyle w:val="Hyperlink"/>
@@ -632,8 +784,64 @@
         <w:t xml:space="preserve">원칙과 동일한 근거를 공유한다.</w:t>
       </w:r>
     </w:p>
-    <w:bookmarkEnd w:id="30"/>
-    <w:bookmarkStart w:id="31" w:name="plan-act-observe-루프"/>
+    <w:p>
+      <w:pPr>
+        <w:pStyle w:val="BodyText"/>
+      </w:pPr>
+      <w:r>
+        <w:t xml:space="preserve">실제</w:t>
+      </w:r>
+      <w:r>
+        <w:t xml:space="preserve"> </w:t>
+      </w:r>
+      <w:r>
+        <w:rPr>
+          <w:rStyle w:val="VerbatimChar"/>
+        </w:rPr>
+        <w:t xml:space="preserve">contracts/public-sdk-boundary.v1.json</w:t>
+      </w:r>
+      <w:r>
+        <w:t xml:space="preserve">이 이미 이 원칙을 외부 SDK 경계에 적용한 사례다: 공개 SDK는 7개 Operation(project.register-workspace/register/register-target, program.learn, plan.generate/approve, validation.run)만 노출하고,</w:t>
+      </w:r>
+      <w:r>
+        <w:t xml:space="preserve"> </w:t>
+      </w:r>
+      <w:r>
+        <w:rPr>
+          <w:rStyle w:val="VerbatimChar"/>
+        </w:rPr>
+        <w:t xml:space="preserve">FINAL_CLAIM_AUTHORITY</w:t>
+      </w:r>
+      <w:r>
+        <w:t xml:space="preserve">,</w:t>
+      </w:r>
+      <w:r>
+        <w:t xml:space="preserve"> </w:t>
+      </w:r>
+      <w:r>
+        <w:rPr>
+          <w:rStyle w:val="VerbatimChar"/>
+        </w:rPr>
+        <w:t xml:space="preserve">MERGE_AUTHORITY</w:t>
+      </w:r>
+      <w:r>
+        <w:t xml:space="preserve">,</w:t>
+      </w:r>
+      <w:r>
+        <w:t xml:space="preserve"> </w:t>
+      </w:r>
+      <w:r>
+        <w:rPr>
+          <w:rStyle w:val="VerbatimChar"/>
+        </w:rPr>
+        <w:t xml:space="preserve">PRODUCTION_GO_AUTHORITY</w:t>
+      </w:r>
+      <w:r>
+        <w:t xml:space="preserve">, Trusted Key Registry 경로, Approval Replay Ledger 경로를 공개 입력으로 받는 것 자체를 계약으로 금지한다(Raw JSON/Map Request도 금지, Typed Immutable Record만 허용). 위 표의 Agent 최소권한 설계는 이 경계를 Agent 역할 단위로 더 세분화한 것이며, Improver Agent가 Main/Push 권한이 없다는 것도 이 공개 SDK 경계와 같은 방향이다.</w:t>
+      </w:r>
+    </w:p>
+    <w:bookmarkEnd w:id="31"/>
+    <w:bookmarkStart w:id="32" w:name="plan-act-observe-루프"/>
     <w:p>
       <w:pPr>
         <w:pStyle w:val="Heading3"/>
@@ -674,8 +882,8 @@
         <w:t xml:space="preserve">4. 반복 상한(Max Turn)과 비용 상한(Token/Credit)에 도달하면 강제 종료 후 INCONCLUSIVE로 표시한다</w:t>
       </w:r>
     </w:p>
-    <w:bookmarkEnd w:id="31"/>
-    <w:bookmarkStart w:id="32" w:name="모델-라우팅과-버전-고정"/>
+    <w:bookmarkEnd w:id="32"/>
+    <w:bookmarkStart w:id="33" w:name="모델-라우팅과-버전-고정"/>
     <w:p>
       <w:pPr>
         <w:pStyle w:val="Heading3"/>
@@ -707,7 +915,7 @@
       <w:r>
         <w:t xml:space="preserve">프로덕션 판정에 사용하는 모델 조합은 Rule Pack Digest에 고정하며 임의 시점 자동 업그레이드를 금지한다(</w:t>
       </w:r>
-      <w:hyperlink r:id="rId29">
+      <w:hyperlink r:id="rId30">
         <w:r>
           <w:rPr>
             <w:rStyle w:val="Hyperlink"/>
@@ -734,9 +942,9 @@
         <w:t xml:space="preserve">Fallback Provider 장애로 대체 모델을 사용한 경우 전환 사실을 Evidence에 표시하고 해당 실행 결과는 재현성 참고용으로 별도 표기한다</w:t>
       </w:r>
     </w:p>
-    <w:bookmarkEnd w:id="32"/>
     <w:bookmarkEnd w:id="33"/>
-    <w:bookmarkStart w:id="35" w:name="모델-provider-벤더-거버넌스"/>
+    <w:bookmarkEnd w:id="34"/>
+    <w:bookmarkStart w:id="36" w:name="모델-provider-벤더-거버넌스"/>
     <w:p>
       <w:pPr>
         <w:pStyle w:val="Heading2"/>
@@ -749,7 +957,7 @@
       <w:pPr>
         <w:pStyle w:val="FirstParagraph"/>
       </w:pPr>
-      <w:hyperlink r:id="rId34">
+      <w:hyperlink r:id="rId35">
         <w:r>
           <w:rPr>
             <w:rStyle w:val="Hyperlink"/>
@@ -796,7 +1004,7 @@
       <w:r>
         <w:t xml:space="preserve"> </w:t>
       </w:r>
-      <w:hyperlink r:id="rId22">
+      <w:hyperlink r:id="rId23">
         <w:r>
           <w:rPr>
             <w:rStyle w:val="Hyperlink"/>
@@ -825,7 +1033,7 @@
       <w:r>
         <w:t xml:space="preserve"> </w:t>
       </w:r>
-      <w:hyperlink r:id="rId24">
+      <w:hyperlink r:id="rId25">
         <w:r>
           <w:rPr>
             <w:rStyle w:val="Hyperlink"/>
@@ -840,8 +1048,8 @@
         <w:t xml:space="preserve">§12-1 규제산업 컴플라이언스 설계와 연결한다</w:t>
       </w:r>
     </w:p>
-    <w:bookmarkEnd w:id="35"/>
-    <w:bookmarkStart w:id="36" w:name="재귀학습과의-관계"/>
+    <w:bookmarkEnd w:id="36"/>
+    <w:bookmarkStart w:id="37" w:name="재귀학습과의-관계"/>
     <w:p>
       <w:pPr>
         <w:pStyle w:val="Heading2"/>
@@ -860,7 +1068,7 @@
       <w:r>
         <w:t xml:space="preserve"> </w:t>
       </w:r>
-      <w:hyperlink r:id="rId22">
+      <w:hyperlink r:id="rId23">
         <w:r>
           <w:rPr>
             <w:rStyle w:val="Hyperlink"/>
@@ -887,8 +1095,8 @@
         <w:t xml:space="preserve">- 개정된 Rule/Pattern은 Golden Fixture 전체 Regression을 통과해야 프로덕션에 반영되며, 이 Regression 실행 주체도 Verifier Agent이지 개정을 제안한 Agent 자신이 아니다</w:t>
       </w:r>
     </w:p>
-    <w:bookmarkEnd w:id="36"/>
-    <w:bookmarkStart w:id="37" w:name="claude바이브-코딩-산출물-특화-적용"/>
+    <w:bookmarkEnd w:id="37"/>
+    <w:bookmarkStart w:id="38" w:name="claude바이브-코딩-산출물-특화-적용"/>
     <w:p>
       <w:pPr>
         <w:pStyle w:val="Heading2"/>
@@ -943,7 +1151,7 @@
       <w:r>
         <w:t xml:space="preserve"> </w:t>
       </w:r>
-      <w:hyperlink r:id="rId29">
+      <w:hyperlink r:id="rId30">
         <w:r>
           <w:rPr>
             <w:rStyle w:val="Hyperlink"/>
@@ -964,8 +1172,8 @@
         <w:t xml:space="preserve">- 반복 발견되는 진단 항목은 KnowledgePattern으로 승격되어 이후 Case의 Preflight 단계부터 우선순위 신호로 제공된다</w:t>
       </w:r>
     </w:p>
-    <w:bookmarkEnd w:id="37"/>
-    <w:bookmarkStart w:id="43" w:name="청중별-빠른-참조"/>
+    <w:bookmarkEnd w:id="38"/>
+    <w:bookmarkStart w:id="44" w:name="청중별-빠른-참조"/>
     <w:p>
       <w:pPr>
         <w:pStyle w:val="Heading2"/>
@@ -974,7 +1182,7 @@
         <w:t xml:space="preserve">6. 청중별 빠른 참조</w:t>
       </w:r>
     </w:p>
-    <w:bookmarkStart w:id="38" w:name="aiagent가-참조해야-하는-것"/>
+    <w:bookmarkStart w:id="39" w:name="aiagent가-참조해야-하는-것"/>
     <w:p>
       <w:pPr>
         <w:pStyle w:val="Heading3"/>
@@ -1009,7 +1217,7 @@
       <w:r>
         <w:t xml:space="preserve"> </w:t>
       </w:r>
-      <w:hyperlink r:id="rId29">
+      <w:hyperlink r:id="rId30">
         <w:r>
           <w:rPr>
             <w:rStyle w:val="Hyperlink"/>
@@ -1026,7 +1234,7 @@
       <w:r>
         <w:t xml:space="preserve"> </w:t>
       </w:r>
-      <w:hyperlink r:id="rId24">
+      <w:hyperlink r:id="rId25">
         <w:r>
           <w:rPr>
             <w:rStyle w:val="Hyperlink"/>
@@ -1041,8 +1249,8 @@
         <w:t xml:space="preserve">§5</w:t>
       </w:r>
     </w:p>
-    <w:bookmarkEnd w:id="38"/>
-    <w:bookmarkStart w:id="40" w:name="개발자가-참조해야-하는-것"/>
+    <w:bookmarkEnd w:id="39"/>
+    <w:bookmarkStart w:id="41" w:name="개발자가-참조해야-하는-것"/>
     <w:p>
       <w:pPr>
         <w:pStyle w:val="Heading3"/>
@@ -1065,7 +1273,7 @@
       <w:r>
         <w:t xml:space="preserve"> </w:t>
       </w:r>
-      <w:hyperlink r:id="rId39">
+      <w:hyperlink r:id="rId40">
         <w:r>
           <w:rPr>
             <w:rStyle w:val="Hyperlink"/>
@@ -1094,7 +1302,7 @@
       <w:r>
         <w:t xml:space="preserve"> </w:t>
       </w:r>
-      <w:hyperlink r:id="rId39">
+      <w:hyperlink r:id="rId40">
         <w:r>
           <w:rPr>
             <w:rStyle w:val="Hyperlink"/>
@@ -1109,8 +1317,8 @@
         <w:t xml:space="preserve">§7</w:t>
       </w:r>
     </w:p>
-    <w:bookmarkEnd w:id="40"/>
-    <w:bookmarkStart w:id="42" w:name="운영자가-참조해야-하는-것"/>
+    <w:bookmarkEnd w:id="41"/>
+    <w:bookmarkStart w:id="43" w:name="운영자가-참조해야-하는-것"/>
     <w:p>
       <w:pPr>
         <w:pStyle w:val="Heading3"/>
@@ -1133,7 +1341,7 @@
       <w:r>
         <w:t xml:space="preserve"> </w:t>
       </w:r>
-      <w:hyperlink r:id="rId24">
+      <w:hyperlink r:id="rId25">
         <w:r>
           <w:rPr>
             <w:rStyle w:val="Hyperlink"/>
@@ -1162,7 +1370,7 @@
       <w:r>
         <w:t xml:space="preserve"> </w:t>
       </w:r>
-      <w:hyperlink r:id="rId22">
+      <w:hyperlink r:id="rId23">
         <w:r>
           <w:rPr>
             <w:rStyle w:val="Hyperlink"/>
@@ -1179,7 +1387,7 @@
       <w:r>
         <w:t xml:space="preserve"> </w:t>
       </w:r>
-      <w:hyperlink r:id="rId41">
+      <w:hyperlink r:id="rId42">
         <w:r>
           <w:rPr>
             <w:rStyle w:val="Hyperlink"/>
@@ -1206,9 +1414,9 @@
         <w:t xml:space="preserve">모델/Rule Pack 개정에 따른 회귀 실패는 인시던트 절차로 취급한다</w:t>
       </w:r>
     </w:p>
-    <w:bookmarkEnd w:id="42"/>
     <w:bookmarkEnd w:id="43"/>
-    <w:bookmarkStart w:id="44" w:name="문서-간-참조-지도"/>
+    <w:bookmarkEnd w:id="44"/>
+    <w:bookmarkStart w:id="45" w:name="문서-간-참조-지도"/>
     <w:p>
       <w:pPr>
         <w:pStyle w:val="Heading2"/>
@@ -1277,7 +1485,7 @@
               <w:pStyle w:val="Compact"/>
               <w:jc w:val="left"/>
             </w:pPr>
-            <w:hyperlink r:id="rId34">
+            <w:hyperlink r:id="rId35">
               <w:r>
                 <w:rPr>
                   <w:rStyle w:val="Hyperlink"/>
@@ -1308,7 +1516,7 @@
               <w:pStyle w:val="Compact"/>
               <w:jc w:val="left"/>
             </w:pPr>
-            <w:hyperlink r:id="rId22">
+            <w:hyperlink r:id="rId23">
               <w:r>
                 <w:rPr>
                   <w:rStyle w:val="Hyperlink"/>
@@ -1339,7 +1547,7 @@
               <w:pStyle w:val="Compact"/>
               <w:jc w:val="left"/>
             </w:pPr>
-            <w:hyperlink r:id="rId29">
+            <w:hyperlink r:id="rId30">
               <w:r>
                 <w:rPr>
                   <w:rStyle w:val="Hyperlink"/>
@@ -1370,7 +1578,7 @@
               <w:pStyle w:val="Compact"/>
               <w:jc w:val="left"/>
             </w:pPr>
-            <w:hyperlink r:id="rId24">
+            <w:hyperlink r:id="rId25">
               <w:r>
                 <w:rPr>
                   <w:rStyle w:val="Hyperlink"/>
@@ -1401,7 +1609,7 @@
               <w:pStyle w:val="Compact"/>
               <w:jc w:val="left"/>
             </w:pPr>
-            <w:hyperlink r:id="rId39">
+            <w:hyperlink r:id="rId40">
               <w:r>
                 <w:rPr>
                   <w:rStyle w:val="Hyperlink"/>
@@ -1432,7 +1640,7 @@
               <w:pStyle w:val="Compact"/>
               <w:jc w:val="left"/>
             </w:pPr>
-            <w:hyperlink r:id="rId41">
+            <w:hyperlink r:id="rId42">
               <w:r>
                 <w:rPr>
                   <w:rStyle w:val="Hyperlink"/>
@@ -1470,8 +1678,8 @@
         </w:tc>
       </w:tr>
     </w:tbl>
-    <w:bookmarkEnd w:id="44"/>
     <w:bookmarkEnd w:id="45"/>
+    <w:bookmarkEnd w:id="46"/>
     <w:sectPr/>
   </w:body>
 </w:document>
